--- a/policies/build/masters_hco/HCO.MOM.3_v2_master.docx
+++ b/policies/build/masters_hco/HCO.MOM.3_v2_master.docx
@@ -773,7 +773,7 @@
           <w:sz w:val="22"/>
           <w:szCs w:val="22"/>
         </w:rPr>
-        <w:t xml:space="preserve">Boundaries: do not copy SHCO MOM wording. Do not overwrite HCO AAC or COP policies. Spell out abbreviations on first use in training materials. Guidebook Interpretation paragraphs were not available for MOM in this drafting environment — methods follow official OE text and chapter intent.</w:t>
+        <w:t xml:space="preserve">Boundaries: do not copy SHCO MOM wording. Do not overwrite HCO AAC or COP policies. Spell out abbreviations on first use in training materials. OE counts/levels/asterisks stay with the official portal Standards PDF. Method notes come from the Guidebook Interpretation paragraphs (scanned PDF md5 2c4489ee98de4ae9b49cba168ea9f42a).</w:t>
       </w:r>
     </w:p>
     <w:p>
@@ -989,6 +989,18 @@
           <w:sz w:val="22"/>
           <w:szCs w:val="22"/>
         </w:rPr>
+        <w:t xml:space="preserve">Method note (from guidebook interpretation): The medication storage space shall be clean, safe and secure. The organisation shall adhere to the storage requirements of drugs as specified by the manufacturer. In the absence of manufacturer's instructions, the organisation shall develop and implement storage requirements. Storage requirements shall apply to all areas where medications are stored, including clinical areas. Medications shall be protected from loss or theft throughout the organisation. Some of the ways of ensuring this is to limit access to medication storage areas to authorised team members, locking medication carts and never leaving them unattended, or storing medications in an area that is continuously staffed. It is preferable that the medication storage area is organised. Overall cleanliness of the storage area shall be maintained. Vaccines shall be stored at the required temperature as per manufacturers recommendations. Where appropriate, temperature monitoring of the room, the cold storage area/refrigerator shall be done at least once a day. In case of areas which are not open all days, it shall be done on all working days. Beyond expiry date drugs (before disposal), shall be stored separately and away from drugs which are intended for patient use.</w:t>
+      </w:r>
+    </w:p>
+    <w:p>
+      <w:pPr>
+        <w:spacing w:after="140"/>
+      </w:pPr>
+      <w:r>
+        <w:rPr>
+          <w:sz w:val="22"/>
+          <w:szCs w:val="22"/>
+        </w:rPr>
         <w:t xml:space="preserve">This is a CORE objective element — non-compliance is not acceptable for accreditation.</w:t>
       </w:r>
     </w:p>
@@ -1027,6 +1039,18 @@
     </w:p>
     <w:p>
       <w:pPr>
+        <w:spacing w:after="140"/>
+      </w:pPr>
+      <w:r>
+        <w:rPr>
+          <w:sz w:val="22"/>
+          <w:szCs w:val="22"/>
+        </w:rPr>
+        <w:t xml:space="preserve">Method note (from guidebook interpretation): The organisation shall follow inventory control practices like ABC, VED, FSN, First Expiry First Out, lead time analysis, etc. or a combination of these. The medicines could be stored in an alphabetical order of generic name. To check for loss or theft, the organisation could conduct stock verification audits at regular intervals (as defined by the organisation) to verify the inventory and detect instances of loss or theft. The organisation also has a mechanism for handling medications which are not part of the regular inventory. For example, not for sale medications including physician’s samples.</w:t>
+      </w:r>
+    </w:p>
+    <w:p>
+      <w:pPr>
         <w:pStyle w:val="Heading2"/>
         <w:spacing w:after="100" w:before="220"/>
       </w:pPr>
@@ -1067,6 +1091,18 @@
           <w:sz w:val="22"/>
           <w:szCs w:val="22"/>
         </w:rPr>
+        <w:t xml:space="preserve">Method note (from guidebook interpretation): The organisation shall define and update its list of high risk medications periodically. High risk/high alert medications carry a heightened risk for adverse outcomes and catastrophic harm whenever there is an error. High-risk medications/high alert medications include medicines with low therapeutic window, controlled substances, psychotherapeutic medications, look-alike and sound-alike medications, and concentrated electrolytes. The list shall be available in the pharmacy and all clinical areas where high-risk medications are stored.</w:t>
+      </w:r>
+    </w:p>
+    <w:p>
+      <w:pPr>
+        <w:spacing w:after="140"/>
+      </w:pPr>
+      <w:r>
+        <w:rPr>
+          <w:sz w:val="22"/>
+          <w:szCs w:val="22"/>
+        </w:rPr>
         <w:t xml:space="preserve">This objective element is asterisked in the official Standards PDF — documentation of the process is required.</w:t>
       </w:r>
     </w:p>
@@ -1117,6 +1153,18 @@
     </w:p>
     <w:p>
       <w:pPr>
+        <w:spacing w:after="140"/>
+      </w:pPr>
+      <w:r>
+        <w:rPr>
+          <w:sz w:val="22"/>
+          <w:szCs w:val="22"/>
+        </w:rPr>
+        <w:t xml:space="preserve">Method note (from guidebook interpretation): High-risk medications are stored in pre-determined areas of the organisation for example, certain wards, OT, ICU. Clinical needs shall determine the availability of relevant high-risk drugs in such areas. Where applicable, (narcotics), it shall be guided by regulations. In all such areas, safeguards shall be in place to prevent inadvertent administration. a Commitment SS Achievement = Excellence.</w:t>
+      </w:r>
+    </w:p>
+    <w:p>
+      <w:pPr>
         <w:pStyle w:val="Heading2"/>
         <w:spacing w:after="100" w:before="220"/>
       </w:pPr>
@@ -1157,6 +1205,18 @@
           <w:sz w:val="22"/>
           <w:szCs w:val="22"/>
         </w:rPr>
+        <w:t xml:space="preserve">Method note (from guidebook interpretation): Many drugs in ampoules, vials or tablets may look-alike or sound-alike. These are identified periodically, and the Look-alike Sound-alike medications (LASA) list shall be made available in all units where drugs are stored. Different concentrations of the same drug need to be identified. The list shall be developed from the hospital formulary. The list will have to be revised at regular intervals depending on the changes in the formulary and changes in the packaging (in case of look-alike). A good practice is to store the two identified look-alike/sound-alike drugs and/or different concentrations of the same drugs as far apart physically as is possible. . This is in addition to regular storage practices. In addition to the pharmacy, these storage practices shall be followed in patient care areas.</w:t>
+      </w:r>
+    </w:p>
+    <w:p>
+      <w:pPr>
+        <w:spacing w:after="140"/>
+      </w:pPr>
+      <w:r>
+        <w:rPr>
+          <w:sz w:val="22"/>
+          <w:szCs w:val="22"/>
+        </w:rPr>
         <w:t xml:space="preserve">This objective element is asterisked in the official Standards PDF — documentation of the process is required.</w:t>
       </w:r>
     </w:p>
@@ -1214,6 +1274,18 @@
           <w:sz w:val="22"/>
           <w:szCs w:val="22"/>
         </w:rPr>
+        <w:t xml:space="preserve">Method note (from guidebook interpretation): The list of emergency medications shall be prepared in consonance with sound clinical practices and documented. The list of drugs could be modified according to the needs of the clinical department for example ICU, physiotherapy, emergency, CATH lab etc. A crash cart would help the organisation to store these medications, i.e. the rows and drawers have defined medicines. No other drug shall be kept stored with emergency medications.</w:t>
+      </w:r>
+    </w:p>
+    <w:p>
+      <w:pPr>
+        <w:spacing w:after="140"/>
+      </w:pPr>
+      <w:r>
+        <w:rPr>
+          <w:sz w:val="22"/>
+          <w:szCs w:val="22"/>
+        </w:rPr>
         <w:t xml:space="preserve">This objective element is asterisked in the official Standards PDF — documentation of the process is required.</w:t>
       </w:r>
     </w:p>
@@ -1248,6 +1320,18 @@
           <w:szCs w:val="22"/>
         </w:rPr>
         <w:t xml:space="preserve">Nursing checks the trolley «each shift» against the list and records the check. A missing or expired emergency drug is a stop-work trigger for that trolley until it is corrected. Pharmacy keeps a replenishment log.</w:t>
+      </w:r>
+    </w:p>
+    <w:p>
+      <w:pPr>
+        <w:spacing w:after="140"/>
+      </w:pPr>
+      <w:r>
+        <w:rPr>
+          <w:sz w:val="22"/>
+          <w:szCs w:val="22"/>
+        </w:rPr>
+        <w:t xml:space="preserve">Method note (from guidebook interpretation): Adequate quantity of emergency medicines shall be stocked at all times. An inventory check shall be done at least daily to ensure this. In case the organisation follows a system of sealing the emergency cart, then the check shall be carried out after each use of the cart/once every month. Refer to COP.5.c. lame Commitment = Achievement = Excellence.</w:t>
       </w:r>
     </w:p>
     <w:p>
@@ -2467,24 +2551,41 @@
           <w:sz w:val="22"/>
           <w:szCs w:val="22"/>
         </w:rPr>
-        <w:t xml:space="preserve">National Accreditation Board for Hospitals and Healthcare Providers (NABH), Accreditation Standards for Hospitals, 6th Edition (January 2025) — Management of Medication, standard MOM.3. Official portal PDF.</w:t>
-      </w:r>
-    </w:p>
-    <w:p>
-      <w:pPr>
-        <w:pStyle w:val="ListParagraph"/>
-        <w:numPr>
-          <w:ilvl w:val="0"/>
-          <w:numId w:val="1"/>
-        </w:numPr>
-        <w:spacing w:after="60"/>
-      </w:pPr>
-      <w:r>
-        <w:rPr>
-          <w:sz w:val="22"/>
-          <w:szCs w:val="22"/>
-        </w:rPr>
-        <w:t xml:space="preserve">Internal documents of «Hospital Name»: written guidance, formulary, high-risk and emergency-medication lists, registers and incident forms named for MOM.3.</w:t>
+        <w:t xml:space="preserve">National Accreditation Board for Hospitals and Healthcare Providers (NABH), Accreditation Standards for Hospitals, 6th Edition (January 2025) — Management of Medication, standard MOM.3. Official portal PDF (OE text, counts, levels, asterisks).</w:t>
+      </w:r>
+    </w:p>
+    <w:p>
+      <w:pPr>
+        <w:pStyle w:val="ListParagraph"/>
+        <w:numPr>
+          <w:ilvl w:val="0"/>
+          <w:numId w:val="1"/>
+        </w:numPr>
+        <w:spacing w:after="60"/>
+      </w:pPr>
+      <w:r>
+        <w:rPr>
+          <w:sz w:val="22"/>
+          <w:szCs w:val="22"/>
+        </w:rPr>
+        <w:t xml:space="preserve">NABH Guidebook to Accreditation Standards for Hospitals, 6th Edition — MOM.3 interpretations (source PDF md5 2c4489ee98de4ae9b49cba168ea9f42a; OCR policies/source/hco6_mom_guidebook_ocr.txt).</w:t>
+      </w:r>
+    </w:p>
+    <w:p>
+      <w:pPr>
+        <w:pStyle w:val="ListParagraph"/>
+        <w:numPr>
+          <w:ilvl w:val="0"/>
+          <w:numId w:val="1"/>
+        </w:numPr>
+        <w:spacing w:after="60"/>
+      </w:pPr>
+      <w:r>
+        <w:rPr>
+          <w:sz w:val="22"/>
+          <w:szCs w:val="22"/>
+        </w:rPr>
+        <w:t xml:space="preserve">Internal documents of «Hospital Name»: Medication Management Manual, formulary, high-risk and emergency-medication lists, registers and incident forms named for MOM.3.</w:t>
       </w:r>
     </w:p>
     <w:p>

--- a/policies/build/masters_hco/HCO.MOM.3_v2_master.docx
+++ b/policies/build/masters_hco/HCO.MOM.3_v2_master.docx
@@ -773,7 +773,7 @@
           <w:sz w:val="22"/>
           <w:szCs w:val="22"/>
         </w:rPr>
-        <w:t xml:space="preserve">Boundaries: do not copy SHCO MOM wording. Do not overwrite HCO AAC or COP policies. Spell out abbreviations on first use in training materials. OE counts/levels/asterisks stay with the official portal Standards PDF. Method notes come from the Guidebook Interpretation paragraphs (scanned PDF md5 2c4489ee98de4ae9b49cba168ea9f42a).</w:t>
+        <w:t xml:space="preserve">Boundaries: do not overwrite HCO AAC or COP policies. Spell out abbreviations on first use in training materials. OE counts/levels/asterisks stay with the official portal Standards PDF. Method notes come from the Guidebook Interpretation paragraphs (scanned PDF md5 2c4489ee98de4ae9b49cba168ea9f42a).</w:t>
       </w:r>
     </w:p>
     <w:p>
@@ -827,7 +827,7 @@
           <w:sz w:val="22"/>
           <w:szCs w:val="22"/>
         </w:rPr>
-        <w:t xml:space="preserve">1. Do not skip: Medications are stored in a clean, safe and secure environment while incorporating the manufacturer's recom...</w:t>
+        <w:t xml:space="preserve">1. Do not skip: Medications are stored in a clean, safe and secure environment while incorporating the manufacturer's...</w:t>
       </w:r>
     </w:p>
     <w:p>
@@ -875,7 +875,7 @@
           <w:sz w:val="22"/>
           <w:szCs w:val="22"/>
         </w:rPr>
-        <w:t xml:space="preserve">5. Do not skip: High-risk medications including look-alike, sound-alike medications and different concentrations of the sam...</w:t>
+        <w:t xml:space="preserve">5. Do not skip: High-risk medications including look-alike, sound-alike medications and different concentrations of the same...</w:t>
       </w:r>
     </w:p>
     <w:p>
@@ -941,7 +941,7 @@
         <w:spacing w:after="100" w:before="220"/>
       </w:pPr>
       <w:r>
-        <w:t xml:space="preserve">5.1 Medications are stored in a clean, safe and secure environment while ...</w:t>
+        <w:t xml:space="preserve">5.1 Medications are stored in a clean, safe and secure environment while...</w:t>
       </w:r>
     </w:p>
     <w:p>
@@ -1010,7 +1010,7 @@
         <w:spacing w:after="100" w:before="220"/>
       </w:pPr>
       <w:r>
-        <w:t xml:space="preserve">5.2 Sound inventory control practices guide the storage of medications th...</w:t>
+        <w:t xml:space="preserve">5.2 Sound inventory control practices guide the storage of medications...</w:t>
       </w:r>
     </w:p>
     <w:p>
@@ -1124,7 +1124,7 @@
         <w:spacing w:after="100" w:before="220"/>
       </w:pPr>
       <w:r>
-        <w:t xml:space="preserve">5.4 High-risk medications are stored in areas of the organisation where i...</w:t>
+        <w:t xml:space="preserve">5.4 High-risk medications are stored in areas of the organisation where it...</w:t>
       </w:r>
     </w:p>
     <w:p>
@@ -1169,7 +1169,7 @@
         <w:spacing w:after="100" w:before="220"/>
       </w:pPr>
       <w:r>
-        <w:t xml:space="preserve">5.5 High-risk medications including look-alike, sound-alike medications a...</w:t>
+        <w:t xml:space="preserve">5.5 High-risk medications including look-alike, sound-alike medications and...</w:t>
       </w:r>
     </w:p>
     <w:p>
@@ -1295,7 +1295,7 @@
         <w:spacing w:after="100" w:before="220"/>
       </w:pPr>
       <w:r>
-        <w:t xml:space="preserve">5.7 Emergency medications are available all the time and are replenished ...</w:t>
+        <w:t xml:space="preserve">5.7 Emergency medications are available all the time and are replenished...</w:t>
       </w:r>
     </w:p>
     <w:p>
@@ -1422,6 +1422,20 @@
       </w:pPr>
       <w:r>
         <w:t xml:space="preserve">7. Governance and responsibility</w:t>
+      </w:r>
+    </w:p>
+    <w:p>
+      <w:pPr>
+        <w:spacing w:after="20" w:before="100"/>
+      </w:pPr>
+      <w:r>
+        <w:rPr>
+          <w:b/>
+          <w:bCs/>
+          <w:sz w:val="22"/>
+          <w:szCs w:val="22"/>
+        </w:rPr>
+        <w:t xml:space="preserve">Medical Superintendent</w:t>
       </w:r>
     </w:p>
     <w:p>
@@ -1438,7 +1452,7 @@
           <w:sz w:val="22"/>
           <w:szCs w:val="22"/>
         </w:rPr>
-        <w:t xml:space="preserve">Medical Superintendent</w:t>
+        <w:t xml:space="preserve">Accountable that MOM.3 is resourced and followed.</w:t>
       </w:r>
     </w:p>
     <w:p>
@@ -1455,7 +1469,21 @@
           <w:sz w:val="22"/>
           <w:szCs w:val="22"/>
         </w:rPr>
-        <w:t xml:space="preserve">Accountable that MOM.3 is resourced and followed.</w:t>
+        <w:t xml:space="preserve">Designates the Medication Safety Officer (chapter intent) where that role is required for this standard.</w:t>
+      </w:r>
+    </w:p>
+    <w:p>
+      <w:pPr>
+        <w:spacing w:after="20" w:before="100"/>
+      </w:pPr>
+      <w:r>
+        <w:rPr>
+          <w:b/>
+          <w:bCs/>
+          <w:sz w:val="22"/>
+          <w:szCs w:val="22"/>
+        </w:rPr>
+        <w:t xml:space="preserve">Pharmacy In-Charge</w:t>
       </w:r>
     </w:p>
     <w:p>
@@ -1472,7 +1500,21 @@
           <w:sz w:val="22"/>
           <w:szCs w:val="22"/>
         </w:rPr>
-        <w:t xml:space="preserve">Designates the Medication Safety Officer (chapter intent) where that role is required for this standard.</w:t>
+        <w:t xml:space="preserve">Owns day-to-day implementation and records for this standard.</w:t>
+      </w:r>
+    </w:p>
+    <w:p>
+      <w:pPr>
+        <w:spacing w:after="20" w:before="100"/>
+      </w:pPr>
+      <w:r>
+        <w:rPr>
+          <w:b/>
+          <w:bCs/>
+          <w:sz w:val="22"/>
+          <w:szCs w:val="22"/>
+        </w:rPr>
+        <w:t xml:space="preserve">Medication Safety Officer</w:t>
       </w:r>
     </w:p>
     <w:p>
@@ -1489,7 +1531,21 @@
           <w:sz w:val="22"/>
           <w:szCs w:val="22"/>
         </w:rPr>
-        <w:t xml:space="preserve">Pharmacy In-Charge</w:t>
+        <w:t xml:space="preserve">Coordinates medication-safety processes that cut across MOM standards; brings incidents and audits to the Drug and Therapeutics Committee.</w:t>
+      </w:r>
+    </w:p>
+    <w:p>
+      <w:pPr>
+        <w:spacing w:after="20" w:before="100"/>
+      </w:pPr>
+      <w:r>
+        <w:rPr>
+          <w:b/>
+          <w:bCs/>
+          <w:sz w:val="22"/>
+          <w:szCs w:val="22"/>
+        </w:rPr>
+        <w:t xml:space="preserve">Pharmacy / nursing / treating doctors (as applicable)</w:t>
       </w:r>
     </w:p>
     <w:p>
@@ -1506,7 +1562,21 @@
           <w:sz w:val="22"/>
           <w:szCs w:val="22"/>
         </w:rPr>
-        <w:t xml:space="preserve">Owns day-to-day implementation and records for this standard.</w:t>
+        <w:t xml:space="preserve">Deliver the process as written; escalate stop-work triggers without delay.</w:t>
+      </w:r>
+    </w:p>
+    <w:p>
+      <w:pPr>
+        <w:spacing w:after="20" w:before="100"/>
+      </w:pPr>
+      <w:r>
+        <w:rPr>
+          <w:b/>
+          <w:bCs/>
+          <w:sz w:val="22"/>
+          <w:szCs w:val="22"/>
+        </w:rPr>
+        <w:t xml:space="preserve">Quality Coordinator</w:t>
       </w:r>
     </w:p>
     <w:p>
@@ -1523,7 +1593,28 @@
           <w:sz w:val="22"/>
           <w:szCs w:val="22"/>
         </w:rPr>
-        <w:t xml:space="preserve">Medication Safety Officer</w:t>
+        <w:t xml:space="preserve">Audits this policy «quarterly»; holds training acknowledgements.</w:t>
+      </w:r>
+    </w:p>
+    <w:p>
+      <w:pPr>
+        <w:pStyle w:val="Heading1"/>
+        <w:spacing w:after="120" w:before="280"/>
+      </w:pPr>
+      <w:r>
+        <w:t xml:space="preserve">8. Quality monitoring (RCA → CAPA)</w:t>
+      </w:r>
+    </w:p>
+    <w:p>
+      <w:pPr>
+        <w:spacing w:after="140"/>
+      </w:pPr>
+      <w:r>
+        <w:rPr>
+          <w:sz w:val="22"/>
+          <w:szCs w:val="22"/>
+        </w:rPr>
+        <w:t xml:space="preserve">The Quality Coordinator audits this policy «quarterly». The audit reviews:</w:t>
       </w:r>
     </w:p>
     <w:p>
@@ -1540,7 +1631,7 @@
           <w:sz w:val="22"/>
           <w:szCs w:val="22"/>
         </w:rPr>
-        <w:t xml:space="preserve">Coordinates medication-safety processes that cut across MOM standards; brings incidents and audits to the Drug and Therapeutics Committee.</w:t>
+        <w:t xml:space="preserve">Records for a sample of this standard's objective elements, checked against the What-we-do steps.</w:t>
       </w:r>
     </w:p>
     <w:p>
@@ -1557,7 +1648,7 @@
           <w:sz w:val="22"/>
           <w:szCs w:val="22"/>
         </w:rPr>
-        <w:t xml:space="preserve">Pharmacy / nursing / treating doctors (as applicable)</w:t>
+        <w:t xml:space="preserve">Documentary evidence is on file for each asterisked objective element in the sample.</w:t>
       </w:r>
     </w:p>
     <w:p>
@@ -1574,7 +1665,7 @@
           <w:sz w:val="22"/>
           <w:szCs w:val="22"/>
         </w:rPr>
-        <w:t xml:space="preserve">Deliver the process as written; escalate stop-work triggers without delay.</w:t>
+        <w:t xml:space="preserve">CORE objective elements show no critical gaps in the sample.</w:t>
       </w:r>
     </w:p>
     <w:p>
@@ -1591,125 +1682,19 @@
           <w:sz w:val="22"/>
           <w:szCs w:val="22"/>
         </w:rPr>
-        <w:t xml:space="preserve">Quality Coordinator</w:t>
-      </w:r>
-    </w:p>
-    <w:p>
-      <w:pPr>
-        <w:pStyle w:val="ListParagraph"/>
-        <w:numPr>
-          <w:ilvl w:val="0"/>
-          <w:numId w:val="1"/>
-        </w:numPr>
-        <w:spacing w:after="60"/>
-      </w:pPr>
-      <w:r>
-        <w:rPr>
-          <w:sz w:val="22"/>
-          <w:szCs w:val="22"/>
-        </w:rPr>
-        <w:t xml:space="preserve">Audits this policy «quarterly»; holds training acknowledgements.</w:t>
-      </w:r>
-    </w:p>
-    <w:p>
-      <w:pPr>
-        <w:pStyle w:val="Heading1"/>
-        <w:spacing w:after="120" w:before="280"/>
-      </w:pPr>
-      <w:r>
-        <w:t xml:space="preserve">8. Quality monitoring (RCA → CAPA)</w:t>
-      </w:r>
-    </w:p>
-    <w:p>
-      <w:pPr>
-        <w:spacing w:after="140"/>
-      </w:pPr>
-      <w:r>
-        <w:rPr>
-          <w:sz w:val="22"/>
-          <w:szCs w:val="22"/>
-        </w:rPr>
-        <w:t xml:space="preserve">The Quality Coordinator audits this policy «quarterly».</w:t>
-      </w:r>
-    </w:p>
-    <w:p>
-      <w:pPr>
-        <w:spacing w:after="140"/>
-      </w:pPr>
-      <w:r>
-        <w:rPr>
-          <w:sz w:val="22"/>
-          <w:szCs w:val="22"/>
-        </w:rPr>
-        <w:t xml:space="preserve">What is monitored each quarter:</w:t>
-      </w:r>
-    </w:p>
-    <w:p>
-      <w:pPr>
-        <w:pStyle w:val="ListParagraph"/>
-        <w:numPr>
-          <w:ilvl w:val="0"/>
-          <w:numId w:val="1"/>
-        </w:numPr>
-        <w:spacing w:after="60"/>
-      </w:pPr>
-      <w:r>
-        <w:rPr>
-          <w:sz w:val="22"/>
-          <w:szCs w:val="22"/>
-        </w:rPr>
-        <w:t xml:space="preserve">Sample of records for each OE MOM.3.a–g.</w:t>
-      </w:r>
-    </w:p>
-    <w:p>
-      <w:pPr>
-        <w:pStyle w:val="ListParagraph"/>
-        <w:numPr>
-          <w:ilvl w:val="0"/>
-          <w:numId w:val="1"/>
-        </w:numPr>
-        <w:spacing w:after="60"/>
-      </w:pPr>
-      <w:r>
-        <w:rPr>
-          <w:sz w:val="22"/>
-          <w:szCs w:val="22"/>
-        </w:rPr>
-        <w:t xml:space="preserve">Asterisked elements (cef) have document evidence as required.</w:t>
-      </w:r>
-    </w:p>
-    <w:p>
-      <w:pPr>
-        <w:pStyle w:val="ListParagraph"/>
-        <w:numPr>
-          <w:ilvl w:val="0"/>
-          <w:numId w:val="1"/>
-        </w:numPr>
-        <w:spacing w:after="60"/>
-      </w:pPr>
-      <w:r>
-        <w:rPr>
-          <w:sz w:val="22"/>
-          <w:szCs w:val="22"/>
-        </w:rPr>
-        <w:t xml:space="preserve">CORE elements (aceg) show no critical gaps in the sample.</w:t>
-      </w:r>
-    </w:p>
-    <w:p>
-      <w:pPr>
-        <w:pStyle w:val="ListParagraph"/>
-        <w:numPr>
-          <w:ilvl w:val="0"/>
-          <w:numId w:val="1"/>
-        </w:numPr>
-        <w:spacing w:after="60"/>
-      </w:pPr>
-      <w:r>
-        <w:rPr>
-          <w:sz w:val="22"/>
-          <w:szCs w:val="22"/>
-        </w:rPr>
         <w:t xml:space="preserve">Stop-work events (if any) are logged with outcome.</w:t>
+      </w:r>
+    </w:p>
+    <w:p>
+      <w:pPr>
+        <w:spacing w:after="140"/>
+      </w:pPr>
+      <w:r>
+        <w:rPr>
+          <w:sz w:val="22"/>
+          <w:szCs w:val="22"/>
+        </w:rPr>
+        <w:t xml:space="preserve">Root-cause analysis is required when a gap found in this audit remains open beyond «90 days».</w:t>
       </w:r>
     </w:p>
     <w:p>
@@ -3452,7 +3437,7 @@
           <w:sz w:val="22"/>
           <w:szCs w:val="22"/>
         </w:rPr>
-        <w:t xml:space="preserve">Records showing MOM.3.a was followed for sampled patients/cases.</w:t>
+        <w:t xml:space="preserve">Storage-condition record (temperature, light, humidity) against manufacturer recommendation.</w:t>
       </w:r>
     </w:p>
     <w:p>
@@ -3469,7 +3454,7 @@
           <w:sz w:val="22"/>
           <w:szCs w:val="22"/>
         </w:rPr>
-        <w:t xml:space="preserve">Written guidance / protocol referenced for this element (where required).</w:t>
+        <w:t xml:space="preserve">Twice-daily refrigerator-temperature log with excursion-reporting record.</w:t>
       </w:r>
     </w:p>
     <w:p>
@@ -3486,7 +3471,16 @@
           <w:sz w:val="22"/>
           <w:szCs w:val="22"/>
         </w:rPr>
-        <w:t xml:space="preserve">Audit sample notes for MOM.3.a reviewed «quarterly».</w:t>
+        <w:t xml:space="preserve">Access-control record for the main pharmacy and controlled-drug cupboards.</w:t>
+      </w:r>
+    </w:p>
+    <w:p>
+      <w:pPr>
+        <w:pStyle w:val="Heading2"/>
+        <w:spacing w:after="100" w:before="220"/>
+      </w:pPr>
+      <w:r>
+        <w:t xml:space="preserve">MOM.3.b — Sound inventory control practices guide the storage of medications throughout the organisation.</w:t>
       </w:r>
     </w:p>
     <w:p>
@@ -3503,16 +3497,7 @@
           <w:sz w:val="22"/>
           <w:szCs w:val="22"/>
         </w:rPr>
-        <w:t xml:space="preserve">CORE-element sample with no critical gaps in the quarter under review.</w:t>
-      </w:r>
-    </w:p>
-    <w:p>
-      <w:pPr>
-        <w:pStyle w:val="Heading2"/>
-        <w:spacing w:after="100" w:before="220"/>
-      </w:pPr>
-      <w:r>
-        <w:t xml:space="preserve">MOM.3.b — Sound inventory control practices guide the storage of medications throughout the organisation.</w:t>
+        <w:t xml:space="preserve">Documented inventory-control method — FEFO, maximum/minimum levels, indent cycle.</w:t>
       </w:r>
     </w:p>
     <w:p>
@@ -3529,7 +3514,7 @@
           <w:sz w:val="22"/>
           <w:szCs w:val="22"/>
         </w:rPr>
-        <w:t xml:space="preserve">Records showing MOM.3.b was followed for sampled patients/cases.</w:t>
+        <w:t xml:space="preserve">Monthly expiry and slow-moving-stock review record.</w:t>
       </w:r>
     </w:p>
     <w:p>
@@ -3546,7 +3531,16 @@
           <w:sz w:val="22"/>
           <w:szCs w:val="22"/>
         </w:rPr>
-        <w:t xml:space="preserve">Written guidance / protocol referenced for this element (where required).</w:t>
+        <w:t xml:space="preserve">Stock-movement traceability record from receipt to issue for a sampled item.</w:t>
+      </w:r>
+    </w:p>
+    <w:p>
+      <w:pPr>
+        <w:pStyle w:val="Heading2"/>
+        <w:spacing w:after="100" w:before="220"/>
+      </w:pPr>
+      <w:r>
+        <w:t xml:space="preserve">MOM.3.c — The organisation defines and updates its list of high-risk medication(s).</w:t>
       </w:r>
     </w:p>
     <w:p>
@@ -3563,16 +3557,7 @@
           <w:sz w:val="22"/>
           <w:szCs w:val="22"/>
         </w:rPr>
-        <w:t xml:space="preserve">Audit sample notes for MOM.3.b reviewed «quarterly».</w:t>
-      </w:r>
-    </w:p>
-    <w:p>
-      <w:pPr>
-        <w:pStyle w:val="Heading2"/>
-        <w:spacing w:after="100" w:before="220"/>
-      </w:pPr>
-      <w:r>
-        <w:t xml:space="preserve">MOM.3.c — The organisation defines and updates its list of high-risk medication(s).</w:t>
+        <w:t xml:space="preserve">Current DTC-defined high-risk medication list, updated at least annually and after a related incident.</w:t>
       </w:r>
     </w:p>
     <w:p>
@@ -3589,7 +3574,7 @@
           <w:sz w:val="22"/>
           <w:szCs w:val="22"/>
         </w:rPr>
-        <w:t xml:space="preserve">Records showing MOM.3.c was followed for sampled patients/cases.</w:t>
+        <w:t xml:space="preserve">Posted-list record at pharmacy and every location storing high-risk items.</w:t>
       </w:r>
     </w:p>
     <w:p>
@@ -3606,7 +3591,16 @@
           <w:sz w:val="22"/>
           <w:szCs w:val="22"/>
         </w:rPr>
-        <w:t xml:space="preserve">Written guidance / protocol referenced for this element (where required).</w:t>
+        <w:t xml:space="preserve">Staff training record on the high-risk list.</w:t>
+      </w:r>
+    </w:p>
+    <w:p>
+      <w:pPr>
+        <w:pStyle w:val="Heading2"/>
+        <w:spacing w:after="100" w:before="220"/>
+      </w:pPr>
+      <w:r>
+        <w:t xml:space="preserve">MOM.3.d — High-risk medications are stored in areas of the organisation where it is clinically necessary.</w:t>
       </w:r>
     </w:p>
     <w:p>
@@ -3623,7 +3617,7 @@
           <w:sz w:val="22"/>
           <w:szCs w:val="22"/>
         </w:rPr>
-        <w:t xml:space="preserve">Audit sample notes for MOM.3.c reviewed «quarterly».</w:t>
+        <w:t xml:space="preserve">DTC record naming locations where each high-risk medication is clinically necessary.</w:t>
       </w:r>
     </w:p>
     <w:p>
@@ -3640,7 +3634,7 @@
           <w:sz w:val="22"/>
           <w:szCs w:val="22"/>
         </w:rPr>
-        <w:t xml:space="preserve">Documented evidence specifically required by the asterisked objective element.</w:t>
+        <w:t xml:space="preserve">Pharmacy issue record confirming no high-risk floor stock went to an unlisted area.</w:t>
       </w:r>
     </w:p>
     <w:p>
@@ -3657,7 +3651,7 @@
           <w:sz w:val="22"/>
           <w:szCs w:val="22"/>
         </w:rPr>
-        <w:t xml:space="preserve">CORE-element sample with no critical gaps in the quarter under review.</w:t>
+        <w:t xml:space="preserve">Walk-round record matching the location list to actual storage.</w:t>
       </w:r>
     </w:p>
     <w:p>
@@ -3666,7 +3660,7 @@
         <w:spacing w:after="100" w:before="220"/>
       </w:pPr>
       <w:r>
-        <w:t xml:space="preserve">MOM.3.d — High-risk medications are stored in areas of the organisation where it is clinically necessary.</w:t>
+        <w:t xml:space="preserve">MOM.3.e — High-risk medications including look-alike, sound-alike medications and different concentrations of the same medication are stored physically apart from each other.</w:t>
       </w:r>
     </w:p>
     <w:p>
@@ -3683,7 +3677,7 @@
           <w:sz w:val="22"/>
           <w:szCs w:val="22"/>
         </w:rPr>
-        <w:t xml:space="preserve">Records showing MOM.3.d was followed for sampled patients/cases.</w:t>
+        <w:t xml:space="preserve">Physical-separation record for LASA items and different concentrations — separate bins/shelves, tall-man lettering where used.</w:t>
       </w:r>
     </w:p>
     <w:p>
@@ -3700,7 +3694,7 @@
           <w:sz w:val="22"/>
           <w:szCs w:val="22"/>
         </w:rPr>
-        <w:t xml:space="preserve">Written guidance / protocol referenced for this element (where required).</w:t>
+        <w:t xml:space="preserve">Monthly storage-round check record by the Pharmacy In-Charge.</w:t>
       </w:r>
     </w:p>
     <w:p>
@@ -3717,7 +3711,7 @@
           <w:sz w:val="22"/>
           <w:szCs w:val="22"/>
         </w:rPr>
-        <w:t xml:space="preserve">Audit sample notes for MOM.3.d reviewed «quarterly».</w:t>
+        <w:t xml:space="preserve">Escalation record for any LASA pair or concentration found stored together.</w:t>
       </w:r>
     </w:p>
     <w:p>
@@ -3726,7 +3720,7 @@
         <w:spacing w:after="100" w:before="220"/>
       </w:pPr>
       <w:r>
-        <w:t xml:space="preserve">MOM.3.e — High-risk medications including look-alike, sound-alike medications and different concentrations of the same medication are stored physically apart from each other.</w:t>
+        <w:t xml:space="preserve">MOM.3.f — The list of emergency medications is defined and is stored uniformly.</w:t>
       </w:r>
     </w:p>
     <w:p>
@@ -3743,7 +3737,7 @@
           <w:sz w:val="22"/>
           <w:szCs w:val="22"/>
         </w:rPr>
-        <w:t xml:space="preserve">Records showing MOM.3.e was followed for sampled patients/cases.</w:t>
+        <w:t xml:space="preserve">DTC-defined emergency-medication list with uniform layout across crash carts and trolleys.</w:t>
       </w:r>
     </w:p>
     <w:p>
@@ -3760,7 +3754,7 @@
           <w:sz w:val="22"/>
           <w:szCs w:val="22"/>
         </w:rPr>
-        <w:t xml:space="preserve">Written guidance / protocol referenced for this element (where required).</w:t>
+        <w:t xml:space="preserve">Sealed or checklist-controlled trolley-inventory record.</w:t>
       </w:r>
     </w:p>
     <w:p>
@@ -3777,7 +3771,16 @@
           <w:sz w:val="22"/>
           <w:szCs w:val="22"/>
         </w:rPr>
-        <w:t xml:space="preserve">Audit sample notes for MOM.3.e reviewed «quarterly».</w:t>
+        <w:t xml:space="preserve">Nursing Superintendent and Pharmacy In-Charge layout-agreement record.</w:t>
+      </w:r>
+    </w:p>
+    <w:p>
+      <w:pPr>
+        <w:pStyle w:val="Heading2"/>
+        <w:spacing w:after="100" w:before="220"/>
+      </w:pPr>
+      <w:r>
+        <w:t xml:space="preserve">MOM.3.g — Emergency medications are available all the time and are replenished promptly when used.</w:t>
       </w:r>
     </w:p>
     <w:p>
@@ -3794,7 +3797,7 @@
           <w:sz w:val="22"/>
           <w:szCs w:val="22"/>
         </w:rPr>
-        <w:t xml:space="preserve">Documented evidence specifically required by the asterisked objective element.</w:t>
+        <w:t xml:space="preserve">Twenty-four-hour availability confirmation record for emergency medications at every defined location.</w:t>
       </w:r>
     </w:p>
     <w:p>
@@ -3811,16 +3814,7 @@
           <w:sz w:val="22"/>
           <w:szCs w:val="22"/>
         </w:rPr>
-        <w:t xml:space="preserve">CORE-element sample with no critical gaps in the quarter under review.</w:t>
-      </w:r>
-    </w:p>
-    <w:p>
-      <w:pPr>
-        <w:pStyle w:val="Heading2"/>
-        <w:spacing w:after="100" w:before="220"/>
-      </w:pPr>
-      <w:r>
-        <w:t xml:space="preserve">MOM.3.f — The list of emergency medications is defined and is stored uniformly.</w:t>
+        <w:t xml:space="preserve">Immediate-replenishment log after use, before the trolley returns to service.</w:t>
       </w:r>
     </w:p>
     <w:p>
@@ -3837,135 +3831,7 @@
           <w:sz w:val="22"/>
           <w:szCs w:val="22"/>
         </w:rPr>
-        <w:t xml:space="preserve">Records showing MOM.3.f was followed for sampled patients/cases.</w:t>
-      </w:r>
-    </w:p>
-    <w:p>
-      <w:pPr>
-        <w:pStyle w:val="ListParagraph"/>
-        <w:numPr>
-          <w:ilvl w:val="0"/>
-          <w:numId w:val="1"/>
-        </w:numPr>
-        <w:spacing w:after="60"/>
-      </w:pPr>
-      <w:r>
-        <w:rPr>
-          <w:sz w:val="22"/>
-          <w:szCs w:val="22"/>
-        </w:rPr>
-        <w:t xml:space="preserve">Written guidance / protocol referenced for this element (where required).</w:t>
-      </w:r>
-    </w:p>
-    <w:p>
-      <w:pPr>
-        <w:pStyle w:val="ListParagraph"/>
-        <w:numPr>
-          <w:ilvl w:val="0"/>
-          <w:numId w:val="1"/>
-        </w:numPr>
-        <w:spacing w:after="60"/>
-      </w:pPr>
-      <w:r>
-        <w:rPr>
-          <w:sz w:val="22"/>
-          <w:szCs w:val="22"/>
-        </w:rPr>
-        <w:t xml:space="preserve">Audit sample notes for MOM.3.f reviewed «quarterly».</w:t>
-      </w:r>
-    </w:p>
-    <w:p>
-      <w:pPr>
-        <w:pStyle w:val="ListParagraph"/>
-        <w:numPr>
-          <w:ilvl w:val="0"/>
-          <w:numId w:val="1"/>
-        </w:numPr>
-        <w:spacing w:after="60"/>
-      </w:pPr>
-      <w:r>
-        <w:rPr>
-          <w:sz w:val="22"/>
-          <w:szCs w:val="22"/>
-        </w:rPr>
-        <w:t xml:space="preserve">Documented evidence specifically required by the asterisked objective element.</w:t>
-      </w:r>
-    </w:p>
-    <w:p>
-      <w:pPr>
-        <w:pStyle w:val="Heading2"/>
-        <w:spacing w:after="100" w:before="220"/>
-      </w:pPr>
-      <w:r>
-        <w:t xml:space="preserve">MOM.3.g — Emergency medications are available all the time and are replenished promptly when used.</w:t>
-      </w:r>
-    </w:p>
-    <w:p>
-      <w:pPr>
-        <w:pStyle w:val="ListParagraph"/>
-        <w:numPr>
-          <w:ilvl w:val="0"/>
-          <w:numId w:val="1"/>
-        </w:numPr>
-        <w:spacing w:after="60"/>
-      </w:pPr>
-      <w:r>
-        <w:rPr>
-          <w:sz w:val="22"/>
-          <w:szCs w:val="22"/>
-        </w:rPr>
-        <w:t xml:space="preserve">Records showing MOM.3.g was followed for sampled patients/cases.</w:t>
-      </w:r>
-    </w:p>
-    <w:p>
-      <w:pPr>
-        <w:pStyle w:val="ListParagraph"/>
-        <w:numPr>
-          <w:ilvl w:val="0"/>
-          <w:numId w:val="1"/>
-        </w:numPr>
-        <w:spacing w:after="60"/>
-      </w:pPr>
-      <w:r>
-        <w:rPr>
-          <w:sz w:val="22"/>
-          <w:szCs w:val="22"/>
-        </w:rPr>
-        <w:t xml:space="preserve">Written guidance / protocol referenced for this element (where required).</w:t>
-      </w:r>
-    </w:p>
-    <w:p>
-      <w:pPr>
-        <w:pStyle w:val="ListParagraph"/>
-        <w:numPr>
-          <w:ilvl w:val="0"/>
-          <w:numId w:val="1"/>
-        </w:numPr>
-        <w:spacing w:after="60"/>
-      </w:pPr>
-      <w:r>
-        <w:rPr>
-          <w:sz w:val="22"/>
-          <w:szCs w:val="22"/>
-        </w:rPr>
-        <w:t xml:space="preserve">Audit sample notes for MOM.3.g reviewed «quarterly».</w:t>
-      </w:r>
-    </w:p>
-    <w:p>
-      <w:pPr>
-        <w:pStyle w:val="ListParagraph"/>
-        <w:numPr>
-          <w:ilvl w:val="0"/>
-          <w:numId w:val="1"/>
-        </w:numPr>
-        <w:spacing w:after="60"/>
-      </w:pPr>
-      <w:r>
-        <w:rPr>
-          <w:sz w:val="22"/>
-          <w:szCs w:val="22"/>
-        </w:rPr>
-        <w:t xml:space="preserve">CORE-element sample with no critical gaps in the quarter under review.</w:t>
+        <w:t xml:space="preserve">Each-shift nursing check record against the emergency-medication list.</w:t>
       </w:r>
     </w:p>
     <w:p>

--- a/policies/build/masters_hco/HCO.MOM.3_v2_master.docx
+++ b/policies/build/masters_hco/HCO.MOM.3_v2_master.docx
@@ -692,7 +692,7 @@
           <w:sz w:val="22"/>
           <w:szCs w:val="22"/>
         </w:rPr>
-        <w:t xml:space="preserve">It covers objective elements MOM.3.a–g (7 elements).</w:t>
+        <w:t xml:space="preserve">This policy covers all 7 requirements under this standard, listed in detail below.</w:t>
       </w:r>
     </w:p>
     <w:p>
@@ -716,7 +716,7 @@
           <w:sz w:val="22"/>
           <w:szCs w:val="22"/>
         </w:rPr>
-        <w:t xml:space="preserve">This policy owns MOM.3. Related AAC, COP, PRE, IPC/HIC and HRM duties stay with those policies — cross-reference only. Other MOM standards stay with their own policies.</w:t>
+        <w:t xml:space="preserve">This policy covers storage and availability of medications specifically. Related duties — like patient assessment, clinical care, patient rights, infection control, or staffing — are covered in the hospital's other policies, not repeated here. Other MOM standards stay with their own policies.</w:t>
       </w:r>
     </w:p>
     <w:p>
@@ -761,19 +761,19 @@
           <w:sz w:val="22"/>
           <w:szCs w:val="22"/>
         </w:rPr>
-        <w:t xml:space="preserve">It covers 7 objective elements (MOM.3.a, MOM.3.b, MOM.3.c, MOM.3.d, MOM.3.e, MOM.3.f, MOM.3.g).</w:t>
-      </w:r>
-    </w:p>
-    <w:p>
-      <w:pPr>
-        <w:spacing w:after="140"/>
-      </w:pPr>
-      <w:r>
-        <w:rPr>
-          <w:sz w:val="22"/>
-          <w:szCs w:val="22"/>
-        </w:rPr>
-        <w:t xml:space="preserve">Boundaries: do not overwrite HCO AAC or COP policies. Spell out abbreviations on first use in training materials. OE counts/levels/asterisks stay with the official portal Standards PDF. Method notes come from the Guidebook Interpretation paragraphs (scanned PDF md5 2c4489ee98de4ae9b49cba168ea9f42a).</w:t>
+        <w:t xml:space="preserve">This policy covers all 7 requirements under this standard, listed in detail below.</w:t>
+      </w:r>
+    </w:p>
+    <w:p>
+      <w:pPr>
+        <w:spacing w:after="140"/>
+      </w:pPr>
+      <w:r>
+        <w:rPr>
+          <w:sz w:val="22"/>
+          <w:szCs w:val="22"/>
+        </w:rPr>
+        <w:t xml:space="preserve">This policy covers storage and availability of medications specifically. Related duties — like patient assessment, clinical care, patient rights, infection control, or staffing — are covered in the hospital's other policies, not repeated here. Spell out abbreviations on first use in training materials. OE counts/levels/asterisks stay with the official portal Standards PDF. Method notes come from the Guidebook Interpretation paragraphs (scanned PDF md5 2c4489ee98de4ae9b49cba168ea9f42a).</w:t>
       </w:r>
     </w:p>
     <w:p>
